--- a/fra/docx/54.content.docx
+++ b/fra/docx/54.content.docx
@@ -483,19 +483,7 @@
         <w:rPr>
           <w:lang w:val="fr_FR" w:bidi="fr_FR"/>
         </w:rPr>
-        <w:t xml:space="preserve">Timothée se trouvait alors à Éphèse en tant que délégué de Paul (voir </w:t>
-      </w:r>
-      <w:r>
-        <w:rPr>
-          <w:lang w:val="fr_FR" w:bidi="fr_FR"/>
-        </w:rPr>
-        <w:t>Introduction au livre de 1 Timothée</w:t>
-      </w:r>
-      <w:r>
-        <w:rPr>
-          <w:lang w:val="fr_FR" w:bidi="fr_FR"/>
-        </w:rPr>
-        <w:t xml:space="preserve">, « Contexte »). • Bien que Paul le considère comme son véritable fils dans la foi (voir </w:t>
+        <w:t xml:space="preserve">Timothée se trouvait alors à Éphèse en tant que délégué de Paul (voir Introduction au livre de 1 Timothée, « Contexte »). • Bien que Paul le considère comme son véritable fils dans la foi (voir </w:t>
       </w:r>
       <w:r>
         <w:rPr>
@@ -657,19 +645,7 @@
         <w:rPr>
           <w:lang w:val="fr_FR" w:bidi="fr_FR"/>
         </w:rPr>
-        <w:t xml:space="preserve">Les salutations de Paul sont habituellement suivies d'une action de grâce ou d'une bénédiction adressée à Dieu, une pratique courante dans les lettres gréco-romaines. Toutefois, dans 1 Timothée et Tite, cette étape est probablement omise en raison du caractère officiel de ces lettres, qui confèrent une autorité à un délégué (voir </w:t>
-      </w:r>
-      <w:r>
-        <w:rPr>
-          <w:lang w:val="fr_FR" w:bidi="fr_FR"/>
-        </w:rPr>
-        <w:t>Introduction au livre de 1 Timothée</w:t>
-      </w:r>
-      <w:r>
-        <w:rPr>
-          <w:lang w:val="fr_FR" w:bidi="fr_FR"/>
-        </w:rPr>
-        <w:t>, « Genre Littéraire »). Au lieu de cela, Paul commence directement par sa préoccupation principale, qui consiste à faire taire les faux enseignants.</w:t>
+        <w:t>Les salutations de Paul sont habituellement suivies d'une action de grâce ou d'une bénédiction adressée à Dieu, une pratique courante dans les lettres gréco-romaines. Toutefois, dans 1 Timothée et Tite, cette étape est probablement omise en raison du caractère officiel de ces lettres, qui confèrent une autorité à un délégué (voir Introduction au livre de 1 Timothée, « Genre Littéraire »). Au lieu de cela, Paul commence directement par sa préoccupation principale, qui consiste à faire taire les faux enseignants.</w:t>
       </w:r>
       <w:r>
         <w:rPr>
@@ -2064,19 +2040,7 @@
         <w:rPr>
           <w:lang w:val="fr_FR" w:bidi="fr_FR"/>
         </w:rPr>
-        <w:t xml:space="preserve">), l’encourageant à s’appuyer sur les ressources spirituelles disponibles, à demeurer fidèle et à tirer des leçons de deux mauvais exemples. L’église, qui fait partie des destinataires de cette lettre (voir </w:t>
-      </w:r>
-      <w:r>
-        <w:rPr>
-          <w:lang w:val="fr_FR" w:bidi="fr_FR"/>
-        </w:rPr>
-        <w:t>Introduction au livre de 1 Timothée</w:t>
-      </w:r>
-      <w:r>
-        <w:rPr>
-          <w:lang w:val="fr_FR" w:bidi="fr_FR"/>
-        </w:rPr>
-        <w:t>, « Genre littéraire ») doit s’attendre à ce que le délégué de Paul remplisse ces responsabilités.</w:t>
+        <w:t>), l’encourageant à s’appuyer sur les ressources spirituelles disponibles, à demeurer fidèle et à tirer des leçons de deux mauvais exemples. L’église, qui fait partie des destinataires de cette lettre (voir Introduction au livre de 1 Timothée, « Genre littéraire ») doit s’attendre à ce que le délégué de Paul remplisse ces responsabilités.</w:t>
       </w:r>
       <w:r>
         <w:rPr>
@@ -3958,19 +3922,7 @@
         <w:rPr>
           <w:lang w:val="fr_FR" w:bidi="fr_FR"/>
         </w:rPr>
-        <w:t xml:space="preserve">) : L’explication la plus plausible de cette affirmation est que les faux enseignants avaient semé le trouble au sein des foyers (voir </w:t>
-      </w:r>
-      <w:r>
-        <w:rPr>
-          <w:lang w:val="fr_FR" w:bidi="fr_FR"/>
-        </w:rPr>
-        <w:t>Introduction au livre de 1 Timothée</w:t>
-      </w:r>
-      <w:r>
-        <w:rPr>
-          <w:lang w:val="fr_FR" w:bidi="fr_FR"/>
-        </w:rPr>
-        <w:t xml:space="preserve">, « Contexte »). Paul exhorte donc ces femmes à retrouver des relations équilibrées au sein de leur famille, en accord avec la vérité de l’Évangile (voir </w:t>
+        <w:t xml:space="preserve">) : L’explication la plus plausible de cette affirmation est que les faux enseignants avaient semé le trouble au sein des foyers (voir Introduction au livre de 1 Timothée, « Contexte »). Paul exhorte donc ces femmes à retrouver des relations équilibrées au sein de leur famille, en accord avec la vérité de l’Évangile (voir </w:t>
       </w:r>
       <w:r>
         <w:rPr>
@@ -10229,19 +10181,7 @@
         <w:rPr>
           <w:lang w:val="fr_FR" w:bidi="fr_FR"/>
         </w:rPr>
-        <w:t xml:space="preserve">). • vous : Bien que la lettre ait été adressée à Timothée, elle était destinée à être lue devant toute l'église (voir </w:t>
-      </w:r>
-      <w:r>
-        <w:rPr>
-          <w:lang w:val="fr_FR" w:bidi="fr_FR"/>
-        </w:rPr>
-        <w:t>Introduction au livre de 1 Timothée</w:t>
-      </w:r>
-      <w:r>
-        <w:rPr>
-          <w:lang w:val="fr_FR" w:bidi="fr_FR"/>
-        </w:rPr>
-        <w:t>, « Genre Littéraire »).</w:t>
+        <w:t>). • vous : Bien que la lettre ait été adressée à Timothée, elle était destinée à être lue devant toute l'église (voir Introduction au livre de 1 Timothée, « Genre Littéraire »).</w:t>
       </w:r>
       <w:r>
         <w:rPr>
